--- a/latest/SR.docx
+++ b/latest/SR.docx
@@ -3345,7 +3345,7 @@
     </w:p>
     <w:bookmarkEnd w:id="98"/>
     <w:bookmarkEnd w:id="99"/>
-    <w:bookmarkStart w:id="103" w:name="sec:meta-odqual-sr"/>
+    <w:bookmarkStart w:id="103" w:name="sec:meta-odqual"/>
     <w:p>
       <w:pPr>
         <w:pStyle w:val="berschrift4"/>
@@ -3377,7 +3377,7 @@
         <w:rPr>
           <w:rStyle w:val="VerbatimChar"/>
         </w:rPr>
-        <w:t xml:space="preserve">meta-odqual-sr</w:t>
+        <w:t xml:space="preserve">meta-odqual</w:t>
       </w:r>
     </w:p>
     <w:bookmarkStart w:id="100" w:name="threshold-requirements-16"/>
@@ -7570,7 +7570,7 @@
               <w:rPr>
                 <w:rStyle w:val="VerbatimChar"/>
               </w:rPr>
-              <w:t xml:space="preserve">meta-odqual-sr</w:t>
+              <w:t xml:space="preserve">meta-odqual</w:t>
             </w:r>
           </w:p>
         </w:tc>
